--- a/engine/amoc_study/AMOC_Valuation_Study_10-09-2026_public.docx
+++ b/engine/amoc_study/AMOC_Valuation_Study_10-09-2026_public.docx
@@ -210,7 +210,7 @@
                 <w:color w:val="1C3A36"/>
                 <w:sz w:val="19"/>
               </w:rPr>
-              <w:t>Surrender every contested judgement in this study simultaneously — the tax provision settles for nothing, the declared dividend never leaves, the employees’ profit share is free, the terminal rate reverts to the softer inflation target, operating profit is taxed at the flattered effective rate — and the central still reaches only EGP 19.16, 41.9% against the price. Section 1.13 walks the whole stack, one full model re-run per row.</w:t>
+              <w:t>Surrender every contested judgement in this study simultaneously — the tax provision settles for nothing, the declared dividend never leaves, the employees’ profit share is free, the terminal rate reverts to the softer inflation target, operating profit is taxed at the flattered effective rate — and the central still reaches only EGP 21.65, 60.4% against the price. Section 1.13 walks the whole stack, one full model re-run per row.</w:t>
             </w:r>
           </w:p>
           <w:p>
@@ -5148,7 +5148,7 @@
                 <w:color w:val="1C3A36"/>
                 <w:sz w:val="17"/>
               </w:rPr>
-              <w:t>17.92  (-10.6%)</w:t>
+              <w:t>20.38  (+1.7%)</w:t>
             </w:r>
           </w:p>
         </w:tc>
@@ -5236,7 +5236,7 @@
                 <w:color w:val="1C3A36"/>
                 <w:sz w:val="17"/>
               </w:rPr>
-              <w:t>18.40  (-8.2%)</w:t>
+              <w:t>20.82  (+3.8%)</w:t>
             </w:r>
           </w:p>
         </w:tc>
@@ -5324,7 +5324,7 @@
                 <w:color w:val="1C3A36"/>
                 <w:sz w:val="17"/>
               </w:rPr>
-              <w:t>17.83  (-11.1%)</w:t>
+              <w:t>20.25  (+1.0%)</w:t>
             </w:r>
           </w:p>
         </w:tc>
@@ -15240,7 +15240,7 @@
                 <w:color w:val="1C3A36"/>
                 <w:sz w:val="17"/>
               </w:rPr>
-              <w:t>17.63</w:t>
+              <w:t>20.05</w:t>
             </w:r>
           </w:p>
         </w:tc>
@@ -15258,7 +15258,7 @@
                 <w:color w:val="1C3A36"/>
                 <w:sz w:val="17"/>
               </w:rPr>
-              <w:t>30.6%</w:t>
+              <w:t>48.5%</w:t>
             </w:r>
           </w:p>
         </w:tc>
@@ -15312,7 +15312,7 @@
                 <w:color w:val="1C3A36"/>
                 <w:sz w:val="17"/>
               </w:rPr>
-              <w:t>18.40</w:t>
+              <w:t>20.82</w:t>
             </w:r>
           </w:p>
         </w:tc>
@@ -15330,7 +15330,7 @@
                 <w:color w:val="1C3A36"/>
                 <w:sz w:val="17"/>
               </w:rPr>
-              <w:t>36.3%</w:t>
+              <w:t>54.2%</w:t>
             </w:r>
           </w:p>
         </w:tc>
@@ -15384,7 +15384,7 @@
                 <w:color w:val="1C3A36"/>
                 <w:sz w:val="17"/>
               </w:rPr>
-              <w:t>17.83</w:t>
+              <w:t>20.25</w:t>
             </w:r>
           </w:p>
         </w:tc>
@@ -15402,7 +15402,7 @@
                 <w:color w:val="1C3A36"/>
                 <w:sz w:val="17"/>
               </w:rPr>
-              <w:t>32.1%</w:t>
+              <w:t>50.0%</w:t>
             </w:r>
           </w:p>
         </w:tc>
@@ -15456,7 +15456,7 @@
                 <w:color w:val="1C3A36"/>
                 <w:sz w:val="17"/>
               </w:rPr>
-              <w:t>17.92</w:t>
+              <w:t>20.38</w:t>
             </w:r>
           </w:p>
         </w:tc>
@@ -15474,7 +15474,7 @@
                 <w:color w:val="1C3A36"/>
                 <w:sz w:val="17"/>
               </w:rPr>
-              <w:t>32.7%</w:t>
+              <w:t>51.0%</w:t>
             </w:r>
           </w:p>
         </w:tc>
@@ -15528,7 +15528,7 @@
                 <w:color w:val="1C3A36"/>
                 <w:sz w:val="17"/>
               </w:rPr>
-              <w:t>16.47</w:t>
+              <w:t>18.31</w:t>
             </w:r>
           </w:p>
         </w:tc>
@@ -15546,7 +15546,7 @@
                 <w:color w:val="1C3A36"/>
                 <w:sz w:val="17"/>
               </w:rPr>
-              <w:t>22.0%</w:t>
+              <w:t>35.6%</w:t>
             </w:r>
           </w:p>
         </w:tc>
@@ -15600,7 +15600,7 @@
                 <w:color w:val="1C3A36"/>
                 <w:sz w:val="17"/>
               </w:rPr>
-              <w:t>17.63</w:t>
+              <w:t>20.05</w:t>
             </w:r>
           </w:p>
         </w:tc>
@@ -15618,7 +15618,7 @@
                 <w:color w:val="1C3A36"/>
                 <w:sz w:val="17"/>
               </w:rPr>
-              <w:t>30.6%</w:t>
+              <w:t>48.5%</w:t>
             </w:r>
           </w:p>
         </w:tc>
@@ -15676,7 +15676,7 @@
                 <w:color w:val="1C3A36"/>
                 <w:sz w:val="17"/>
               </w:rPr>
-              <w:t>19.16</w:t>
+              <w:t>21.65</w:t>
             </w:r>
           </w:p>
         </w:tc>
@@ -15696,7 +15696,7 @@
                 <w:color w:val="1C3A36"/>
                 <w:sz w:val="17"/>
               </w:rPr>
-              <w:t>41.9%</w:t>
+              <w:t>60.4%</w:t>
             </w:r>
           </w:p>
         </w:tc>
@@ -15737,7 +15737,7 @@
           <w:color w:val="6E7B77"/>
           <w:sz w:val="17"/>
         </w:rPr>
-        <w:t>Table 18 — the adversarial stack. Concede every contested charge at once and the cash-flow lens reaches EGP 19.16, 41.9% above the market price of EGP 13.50.</w:t>
+        <w:t>Table 18 — the adversarial stack. Concede every contested charge at once and the cash-flow lens reaches EGP 21.65, 60.4% above the market price of EGP 13.50.</w:t>
       </w:r>
     </w:p>
     <w:p>

--- a/engine/amoc_study/AMOC_Valuation_Study_10-09-2026_public.docx
+++ b/engine/amoc_study/AMOC_Valuation_Study_10-09-2026_public.docx
@@ -72,7 +72,7 @@
           <w:color w:val="6E7B77"/>
           <w:sz w:val="20"/>
         </w:rPr>
-        <w:t>EGX: AMOC  ·  Egyptian Exchange  ·  EGP  ·  Valuation study as of 6 August 2026, issued 3 September 2026</w:t>
+        <w:t>EGX: AMOC  ·  Egyptian Exchange  ·  EGP  ·  Valuation study as of 3 September 2026, issued 10 September 2026</w:t>
       </w:r>
     </w:p>
     <w:tbl>

--- a/engine/amoc_study/AMOC_Valuation_Study_10-09-2026_public.docx
+++ b/engine/amoc_study/AMOC_Valuation_Study_10-09-2026_public.docx
@@ -15980,7 +15980,7 @@
           <w:color w:val="1C3A36"/>
           <w:sz w:val="21"/>
         </w:rPr>
-        <w:t>A calibrated Monte-Carlo cone, carry-anchored YZ-HAR-t, 50,000 paths, seed 42, ν = 6.0, width calibration 0.951. The drift is the CARRY — ln(1+risk-free) less ln(1+dividend yield) — and NO part of it comes from the valuation, so the cone can and does sit above a fair value well below it.</w:t>
+        <w:t>A calibrated Monte-Carlo cone, carry-anchored YZ-HAR-t, 50,000 paths, seed 42, ν = 5.0, width calibration 0.951. The drift is the CARRY — ln(1+risk-free) less ln(1+dividend yield) — and NO part of it comes from the valuation, so the cone can and does sit above a fair value well below it.</w:t>
       </w:r>
     </w:p>
     <w:p>
@@ -16215,7 +16215,7 @@
                 <w:color w:val="1C3A36"/>
                 <w:sz w:val="17"/>
               </w:rPr>
-              <w:t>7.71</w:t>
+              <w:t>7.73</w:t>
             </w:r>
           </w:p>
         </w:tc>
@@ -16233,7 +16233,7 @@
                 <w:color w:val="1C3A36"/>
                 <w:sz w:val="17"/>
               </w:rPr>
-              <w:t>8.60</w:t>
+              <w:t>8.62</w:t>
             </w:r>
           </w:p>
         </w:tc>
@@ -16269,7 +16269,7 @@
                 <w:color w:val="1C3A36"/>
                 <w:sz w:val="17"/>
               </w:rPr>
-              <w:t>9.79</w:t>
+              <w:t>9.76</w:t>
             </w:r>
           </w:p>
         </w:tc>
@@ -16287,7 +16287,7 @@
                 <w:color w:val="1C3A36"/>
                 <w:sz w:val="17"/>
               </w:rPr>
-              <w:t>10.91</w:t>
+              <w:t>10.88</w:t>
             </w:r>
           </w:p>
         </w:tc>
@@ -16305,7 +16305,7 @@
                 <w:color w:val="1C3A36"/>
                 <w:sz w:val="17"/>
               </w:rPr>
-              <w:t>53.3%</w:t>
+              <w:t>53.5%</w:t>
             </w:r>
           </w:p>
         </w:tc>
@@ -16360,7 +16360,7 @@
                 <w:color w:val="1C3A36"/>
                 <w:sz w:val="17"/>
               </w:rPr>
-              <w:t>6.90</w:t>
+              <w:t>6.94</w:t>
             </w:r>
           </w:p>
         </w:tc>
@@ -16378,7 +16378,7 @@
                 <w:color w:val="1C3A36"/>
                 <w:sz w:val="17"/>
               </w:rPr>
-              <w:t>8.34</w:t>
+              <w:t>8.39</w:t>
             </w:r>
           </w:p>
         </w:tc>
@@ -16414,7 +16414,7 @@
                 <w:color w:val="1C3A36"/>
                 <w:sz w:val="17"/>
               </w:rPr>
-              <w:t>10.42</w:t>
+              <w:t>10.38</w:t>
             </w:r>
           </w:p>
         </w:tc>
@@ -16432,7 +16432,7 @@
                 <w:color w:val="1C3A36"/>
                 <w:sz w:val="17"/>
               </w:rPr>
-              <w:t>12.60</w:t>
+              <w:t>12.52</w:t>
             </w:r>
           </w:p>
         </w:tc>
@@ -16450,7 +16450,7 @@
                 <w:color w:val="1C3A36"/>
                 <w:sz w:val="17"/>
               </w:rPr>
-              <w:t>56.0%</w:t>
+              <w:t>56.3%</w:t>
             </w:r>
           </w:p>
         </w:tc>
@@ -17796,7 +17796,7 @@
                 <w:color w:val="1C3A36"/>
                 <w:sz w:val="17"/>
               </w:rPr>
-              <w:t>88.2%</w:t>
+              <w:t>82.4%</w:t>
             </w:r>
           </w:p>
         </w:tc>
@@ -17904,7 +17904,7 @@
                 <w:color w:val="1C3A36"/>
                 <w:sz w:val="17"/>
               </w:rPr>
-              <w:t>0.461</w:t>
+              <w:t>0.452</w:t>
             </w:r>
           </w:p>
         </w:tc>
@@ -17958,7 +17958,7 @@
                 <w:color w:val="1C3A36"/>
                 <w:sz w:val="17"/>
               </w:rPr>
-              <w:t>0.969x</w:t>
+              <w:t>0.960x</w:t>
             </w:r>
           </w:p>
         </w:tc>
@@ -18346,7 +18346,7 @@
                 <w:color w:val="1C3A36"/>
                 <w:sz w:val="17"/>
               </w:rPr>
-              <w:t>3-month median EGP 9.33  (6.90–12.60)</w:t>
+              <w:t>3-month median EGP 9.33  (6.94–12.52)</w:t>
             </w:r>
           </w:p>
         </w:tc>
@@ -18689,7 +18689,7 @@
                 <w:color w:val="1C3A36"/>
                 <w:sz w:val="18"/>
               </w:rPr>
-              <w:t>13.8%</w:t>
+              <w:t>13.2%</w:t>
             </w:r>
           </w:p>
         </w:tc>
@@ -18726,7 +18726,7 @@
                 <w:color w:val="1C3A36"/>
                 <w:sz w:val="18"/>
               </w:rPr>
-              <w:t>66.9%</w:t>
+              <w:t>68.0%</w:t>
             </w:r>
           </w:p>
         </w:tc>
@@ -18763,7 +18763,7 @@
                 <w:color w:val="1C3A36"/>
                 <w:sz w:val="18"/>
               </w:rPr>
-              <w:t>16.0%</w:t>
+              <w:t>15.6%</w:t>
             </w:r>
           </w:p>
         </w:tc>
@@ -18800,7 +18800,7 @@
                 <w:color w:val="1C3A36"/>
                 <w:sz w:val="18"/>
               </w:rPr>
-              <w:t>3.0%</w:t>
+              <w:t>2.9%</w:t>
             </w:r>
           </w:p>
         </w:tc>

--- a/engine/amoc_study/AMOC_Valuation_Study_10-09-2026_public.docx
+++ b/engine/amoc_study/AMOC_Valuation_Study_10-09-2026_public.docx
@@ -120,7 +120,7 @@
                 <w:color w:val="1C3A36"/>
                 <w:sz w:val="19"/>
               </w:rPr>
-              <w:t>This is an educational valuation study, not investment advice, and it makes no recommendation to buy, sell or hold. What it publishes is a fair-value RANGE and a probability distribution for the price — never a target. Three things are worth knowing before the numbers: the estimate sits well below the market price, which means the burden of proof is on this study and Section 1.14 states exactly what a buyer at the market price would have to believe; the forecasting method behind it has been tested against this company’s own past and did NOT beat a simple no-change rule, which is why the range is wide and why Section 7 leads with that rather than burying it; and the second half of the base year is reviewed rather than fully audited. Everything here is reproducible from the companion workbook, which recalculates the whole study live.</w:t>
+              <w:t>This is an educational valuation study, not investment advice, and it makes no recommendation to buy, sell or hold. What it publishes is a fair-value RANGE and a probability distribution for the price — never a target. Three things are worth knowing before the numbers: the estimate sits well ABOVE the market price, which means the burden of proof is on this study and Section 1.14 states exactly what a buyer at the market price would have to believe; the forecasting method behind it has been tested against this company’s own past and did NOT beat a simple no-change rule, which is why the range is wide and why Section 7 leads with that rather than burying it; and the second half of the base year is reviewed rather than fully audited. Everything here is reproducible from the companion workbook, which recalculates the whole study live.</w:t>
             </w:r>
           </w:p>
         </w:tc>
@@ -8284,7 +8284,7 @@
                 <w:color w:val="1C3A36"/>
                 <w:sz w:val="17"/>
               </w:rPr>
-              <w:t>Egypt 10-year local currency. The TERMINAL rate is DERIVED, not typed: the central bank’s inflation target IN FORCE for the terminal horizon (7%) plus a 5.5% real convention</w:t>
+              <w:t>Egypt 10-year local currency. The TERMINAL rate is DERIVED, not typed: the central bank’s inflation target IN FORCE for the terminal horizon (7%) plus a 3.5% real convention, which is the 10.50% beside it</w:t>
             </w:r>
           </w:p>
         </w:tc>
@@ -15805,7 +15805,7 @@
           <w:color w:val="1C3A36"/>
           <w:sz w:val="21"/>
         </w:rPr>
-        <w:t>Two further contested choices are computed rather than conceded. On the RATING-BASIS equity risk premium instead of the CDS basis, the cash-flow lens is EGP 15.24; two independent reviewers reached for that column, so it is promoted here rather than buried. And discounting the export leg in DOLLARS at a dollar cost of capital before translating back — rather than discounting a pound cash flow already inflated by the depreciation path at a dollar rate, which would count the currency benefit twice — gives EGP 20.55. Both are below the market price.</w:t>
+        <w:t>Two further contested choices are computed rather than conceded. On the RATING-BASIS equity risk premium instead of the CDS basis, the cash-flow lens is EGP 15.24; two independent reviewers reached for that column, so it is promoted here rather than buried. And discounting the export leg in DOLLARS at a dollar cost of capital before translating back — rather than discounting a pound cash flow already inflated by the depreciation path at a dollar rate, which would count the currency benefit twice — gives EGP 20.55. Both are above the market price.</w:t>
       </w:r>
     </w:p>
     <w:p>
@@ -15819,7 +15819,7 @@
           <w:color w:val="1C3A36"/>
           <w:sz w:val="21"/>
         </w:rPr>
-        <w:t>What survives the give-backs is the part of the verdict that cannot be negotiated away by accounting choices: a pass-through processor earning a 9.7% gross margin, discounted at an Egyptian cost of equity of 27.4% falling to 16.8%, is worth less than EGP 13.50 a share on any internally consistent arithmetic this study can construct.</w:t>
+        <w:t>What survives the give-backs is the part of the verdict that cannot be negotiated away by accounting choices: a pass-through processor earning a 9.7% gross margin, discounted at an Egyptian cost of equity of 27.4% falling to 16.8%, is worth more than EGP 13.50 a share on any internally consistent arithmetic this study can construct.</w:t>
       </w:r>
     </w:p>
     <w:p>
@@ -20630,7 +20630,7 @@
           <w:color w:val="1C3A36"/>
           <w:sz w:val="21"/>
         </w:rPr>
-        <w:t>READ THE LAST FILED COLUMN AGAINST THE FIRST FORECAST COLUMN. The most recent filed period, 6M Jun-2026, carries a gross margin of 12.43%; the first forecast year opens at 12.43% and the path is held roughly flat from there. THE FORECAST IS THEREFORE BELOW THE LATEST FILED PERIOD, and a reader is entitled to know that without deriving it. The reason is the base year: the model is anchored on the twelve months to 30 June 2026, which averages that half with the weaker one before it (6.14%), rather than on the latest half alone. Whether that weakness is seasonal or a superseded level is this study’s largest contested judgement: the same quarter a year apart runs 5.05% against 10.19%, which no seasonal pattern produces. Anchoring on the latest half and holding it flat gives EGP 20.05 a share against the published EGP 20.05. It is priced here and NOT taken, because corrections are made one at a time and this study has already made one this edition; taking a second would carry it from below the traded price to well above it in a single step.</w:t>
+        <w:t>READ THE LAST FILED COLUMN AGAINST THE FIRST FORECAST COLUMN. The most recent filed period, 6M Jun-2026, carries a gross margin of 12.43%; the first forecast year opens at 12.43% and the path is held roughly flat from there. THE FORECAST IS THEREFORE BELOW THE LATEST FILED PERIOD, and a reader is entitled to know that without deriving it. The reason is the base year: the model is anchored on the twelve months to 30 June 2026, which averages that half with the weaker one before it (6.14%), rather than on the latest half alone. Whether that weakness is seasonal or a superseded level is this study’s largest contested judgement: the same quarter a year apart runs 5.05% against 10.19%, which no seasonal pattern produces. Anchoring on the latest half and holding it flat gives EGP 20.05 a share, and THAT IS THE BASIS THIS EDITION ADOPTS: the published EGP 20.05 is struck on the reviewed half at a gross margin of 12.428%, not on the twelve-month blend of 9.653%. The superseded blend is retained and priced rather than deleted: it gives EGP 12.85 a share. THE CORRECTION CROSSES THE TRADED PRICE, from below it to well above, and it is taken on the filed evidence rather than withheld for where it lands.</w:t>
       </w:r>
     </w:p>
     <w:p>
@@ -26093,7 +26093,7 @@
           <w:color w:val="1C3A36"/>
           <w:sz w:val="21"/>
         </w:rPr>
-        <w:t>Put in one room the three methods land between EGP 17.35 and EGP 21.26, a spread of 22.5% of the lower number, with a median of EGP 20.95 against a market price of EGP 13.50 — 55.1%. One of the three sit below the price.</w:t>
+        <w:t>Put in one room the three methods land between EGP 17.35 and EGP 21.26, a spread of 22.5% of the lower number, with a median of EGP 20.95 against a market price of EGP 13.50 — 55.1%. None of the three sits below the price of EGP 13.50.</w:t>
       </w:r>
     </w:p>
     <w:p>

--- a/engine/amoc_study/AMOC_Valuation_Study_10-09-2026_public.docx
+++ b/engine/amoc_study/AMOC_Valuation_Study_10-09-2026_public.docx
@@ -190,7 +190,7 @@
                 <w:color w:val="1C3A36"/>
                 <w:sz w:val="19"/>
               </w:rPr>
-              <w:t>Fair value EGP 20.05 a share against a market price of EGP 13.50. Fair value sits 48.5% ABOVE the price; equivalently the price stands 32.7% BELOW fair value. The range across the lenses is EGP 1.66 to 27.52 and the price is inside it. Three of the four lenses land below the price.</w:t>
+              <w:t>Fair value EGP 22.57 a share against a market price of EGP 13.50. Fair value sits 67.2% ABOVE the price; equivalently the price stands 40.2% BELOW fair value. The range across the lenses is EGP 1.65 to 31.27 and the price is inside it. Three of the four lenses land below the price.</w:t>
             </w:r>
           </w:p>
           <w:p>
@@ -230,7 +230,7 @@
                 <w:color w:val="1C3A36"/>
                 <w:sz w:val="19"/>
               </w:rPr>
-              <w:t>Solving the model at the market price rather than asserting a number: EGP 13.50 is fair if AMOC sustains a gross margin of 9.90% in every forecast year and in perpetuity. The twelve months just filed ran 9.65% and the six months to June 2026 ran 12.43%. The market price therefore requires a margin BELOW what this company has just reported and well inside the range it has printed since 2021. A buyer at EGP 13.50 is not making a heroic assumption; the burden of proof sits with the seller. Section 1.14 derives it.</w:t>
+              <w:t>Solving the model at the market price rather than asserting a number: EGP 13.50 is fair if AMOC sustains a gross margin of 9.37% in every forecast year and in perpetuity. The twelve months just filed ran 9.65% and the six months to June 2026 ran 12.43%. The market price therefore requires a margin BELOW what this company has just reported and well inside the range it has printed since 2021. A buyer at EGP 13.50 is not making a heroic assumption; the burden of proof sits with the seller. Section 1.14 derives it.</w:t>
             </w:r>
           </w:p>
           <w:p>
@@ -250,7 +250,7 @@
                 <w:color w:val="1C3A36"/>
                 <w:sz w:val="19"/>
               </w:rPr>
-              <w:t>The far years carry a wide range and the terminal block is 62% of enterprise value, which is high. The forecasting method behind Section 1 was tested against this company’s own history and did NOT beat a simple no-change rule — Section 7 leads with that. Two exchange disclosures that would move the answer in opposite directions could not be opened.</w:t>
+              <w:t>The far years carry a wide range and the terminal block is 66% of enterprise value, which is high. The forecasting method behind Section 1 was tested against this company’s own history and did NOT beat a simple no-change rule — Section 7 leads with that. Two exchange disclosures that would move the answer in opposite directions could not be opened.</w:t>
             </w:r>
           </w:p>
         </w:tc>
@@ -470,7 +470,7 @@
                 <w:color w:val="1C3A36"/>
                 <w:sz w:val="18"/>
               </w:rPr>
-              <w:t>1.66</w:t>
+              <w:t>1.65</w:t>
             </w:r>
           </w:p>
         </w:tc>
@@ -488,7 +488,7 @@
                 <w:color w:val="1C3A36"/>
                 <w:sz w:val="18"/>
               </w:rPr>
-              <w:t>20.05</w:t>
+              <w:t>22.57</w:t>
             </w:r>
           </w:p>
         </w:tc>
@@ -506,7 +506,7 @@
                 <w:color w:val="1C3A36"/>
                 <w:sz w:val="18"/>
               </w:rPr>
-              <w:t>27.52</w:t>
+              <w:t>31.27</w:t>
             </w:r>
           </w:p>
         </w:tc>
@@ -524,7 +524,7 @@
                 <w:color w:val="1C3A36"/>
                 <w:sz w:val="18"/>
               </w:rPr>
-              <w:t>48.5%</w:t>
+              <w:t>67.2%</w:t>
             </w:r>
           </w:p>
         </w:tc>
@@ -794,7 +794,7 @@
                 <w:color w:val="1C3A36"/>
                 <w:sz w:val="18"/>
               </w:rPr>
-              <w:t>5.03</w:t>
+              <w:t>5.27</w:t>
             </w:r>
           </w:p>
         </w:tc>
@@ -812,7 +812,7 @@
                 <w:color w:val="1C3A36"/>
                 <w:sz w:val="18"/>
               </w:rPr>
-              <w:t>6.71</w:t>
+              <w:t>7.13</w:t>
             </w:r>
           </w:p>
         </w:tc>
@@ -830,7 +830,7 @@
                 <w:color w:val="1C3A36"/>
                 <w:sz w:val="18"/>
               </w:rPr>
-              <w:t>7.67</w:t>
+              <w:t>8.15</w:t>
             </w:r>
           </w:p>
         </w:tc>
@@ -848,7 +848,7 @@
                 <w:color w:val="1C3A36"/>
                 <w:sz w:val="18"/>
               </w:rPr>
-              <w:t>-50.3%</w:t>
+              <w:t>-47.1%</w:t>
             </w:r>
           </w:p>
         </w:tc>
@@ -908,7 +908,7 @@
                 <w:color w:val="1C3A36"/>
                 <w:sz w:val="18"/>
               </w:rPr>
-              <w:t>1.66</w:t>
+              <w:t>1.65</w:t>
             </w:r>
           </w:p>
         </w:tc>
@@ -928,7 +928,7 @@
                 <w:color w:val="1C3A36"/>
                 <w:sz w:val="18"/>
               </w:rPr>
-              <w:t>20.05</w:t>
+              <w:t>22.57</w:t>
             </w:r>
           </w:p>
         </w:tc>
@@ -948,7 +948,7 @@
                 <w:color w:val="1C3A36"/>
                 <w:sz w:val="18"/>
               </w:rPr>
-              <w:t>27.52</w:t>
+              <w:t>31.27</w:t>
             </w:r>
           </w:p>
         </w:tc>
@@ -968,7 +968,7 @@
                 <w:color w:val="1C3A36"/>
                 <w:sz w:val="18"/>
               </w:rPr>
-              <w:t>48.5%</w:t>
+              <w:t>67.2%</w:t>
             </w:r>
           </w:p>
         </w:tc>
@@ -990,7 +990,7 @@
           <w:color w:val="6E7B77"/>
           <w:sz w:val="17"/>
         </w:rPr>
-        <w:t>Table 1 — the lenses. ONE CLASS PRIMARY IS THE CENTRAL: the cash-flow lens is the answer and the other three are cross-checks, published beside it and carrying no weight. The bear and bull columns of the central row are that same lens’s own downside and upside, not a weighted combination. The widest single lens spans EGP 1.66–27.52; that is reported as an ENVELOPE. The retired 45/20/20/15 blend of these four would read EGP 15.14 and is shown in the workbook beside the answer, unused: three of the four value a refiner on reported earnings and historical-cost book, and averaging them imports every weakness of the weakest at a weight nobody tested out of sample.</w:t>
+        <w:t>Table 1 — the lenses. ONE CLASS PRIMARY IS THE CENTRAL: the cash-flow lens is the answer and the other three are cross-checks, published beside it and carrying no weight. The bear and bull columns of the central row are that same lens’s own downside and upside, not a weighted combination. The widest single lens spans EGP 1.65–31.27; that is reported as an ENVELOPE. The retired 45/20/20/15 blend of these four would read EGP 16.34 and is shown in the workbook beside the answer, unused: three of the four value a refiner on reported earnings and historical-cost book, and averaging them imports every weakness of the weakest at a weight nobody tested out of sample.</w:t>
       </w:r>
     </w:p>
     <w:p>
@@ -5148,7 +5148,7 @@
                 <w:color w:val="1C3A36"/>
                 <w:sz w:val="17"/>
               </w:rPr>
-              <w:t>20.38  (+1.7%)</w:t>
+              <w:t>20.38  (-9.7%)</w:t>
             </w:r>
           </w:p>
         </w:tc>
@@ -5236,7 +5236,7 @@
                 <w:color w:val="1C3A36"/>
                 <w:sz w:val="17"/>
               </w:rPr>
-              <w:t>20.82  (+3.8%)</w:t>
+              <w:t>20.82  (-7.7%)</w:t>
             </w:r>
           </w:p>
         </w:tc>
@@ -5324,7 +5324,7 @@
                 <w:color w:val="1C3A36"/>
                 <w:sz w:val="17"/>
               </w:rPr>
-              <w:t>20.25  (+1.0%)</w:t>
+              <w:t>20.25  (-10.3%)</w:t>
             </w:r>
           </w:p>
         </w:tc>
@@ -8267,7 +8267,7 @@
                 <w:color w:val="1C3A36"/>
                 <w:sz w:val="17"/>
               </w:rPr>
-              <w:t>10.50%</w:t>
+              <w:t>9.00%</w:t>
             </w:r>
           </w:p>
         </w:tc>
@@ -8284,7 +8284,7 @@
                 <w:color w:val="1C3A36"/>
                 <w:sz w:val="17"/>
               </w:rPr>
-              <w:t>Egypt 10-year local currency. The TERMINAL rate is DERIVED, not typed: the central bank’s inflation target IN FORCE for the terminal horizon (7%) plus a 3.5% real convention, which is the 10.50% beside it</w:t>
+              <w:t>Egypt 10-year local currency. The TERMINAL rate is DERIVED, not typed: the central bank’s inflation target IN FORCE for the terminal horizon (7%) plus a 2.0% real convention, which is the 9.00% beside it</w:t>
             </w:r>
           </w:p>
         </w:tc>
@@ -8561,7 +8561,7 @@
                 <w:color w:val="1C3A36"/>
                 <w:sz w:val="17"/>
               </w:rPr>
-              <w:t>16.84%</w:t>
+              <w:t>15.34%</w:t>
             </w:r>
           </w:p>
         </w:tc>
@@ -8856,7 +8856,7 @@
                 <w:color w:val="1C3A36"/>
                 <w:sz w:val="17"/>
               </w:rPr>
-              <w:t>16.33%</w:t>
+              <w:t>14.98%</w:t>
             </w:r>
           </w:p>
         </w:tc>
@@ -9328,7 +9328,7 @@
                 <w:color w:val="1C3A36"/>
                 <w:sz w:val="17"/>
               </w:rPr>
-              <w:t>21.70%</w:t>
+              <w:t>21.00%</w:t>
             </w:r>
           </w:p>
         </w:tc>
@@ -9346,7 +9346,7 @@
                 <w:color w:val="1C3A36"/>
                 <w:sz w:val="17"/>
               </w:rPr>
-              <w:t>19.31%</w:t>
+              <w:t>18.32%</w:t>
             </w:r>
           </w:p>
         </w:tc>
@@ -9364,7 +9364,7 @@
                 <w:color w:val="1C3A36"/>
                 <w:sz w:val="17"/>
               </w:rPr>
-              <w:t>17.52%</w:t>
+              <w:t>16.32%</w:t>
             </w:r>
           </w:p>
         </w:tc>
@@ -9382,7 +9382,7 @@
                 <w:color w:val="1C3A36"/>
                 <w:sz w:val="17"/>
               </w:rPr>
-              <w:t>16.33%</w:t>
+              <w:t>14.98%</w:t>
             </w:r>
           </w:p>
         </w:tc>
@@ -9400,7 +9400,7 @@
                 <w:color w:val="1C3A36"/>
                 <w:sz w:val="17"/>
               </w:rPr>
-              <w:t>16.33%</w:t>
+              <w:t>14.98%</w:t>
             </w:r>
           </w:p>
         </w:tc>
@@ -9455,7 +9455,7 @@
                 <w:color w:val="1C3A36"/>
                 <w:sz w:val="17"/>
               </w:rPr>
-              <w:t>0.64478</w:t>
+              <w:t>0.64850</w:t>
             </w:r>
           </w:p>
         </w:tc>
@@ -9473,7 +9473,7 @@
                 <w:color w:val="1C3A36"/>
                 <w:sz w:val="17"/>
               </w:rPr>
-              <w:t>0.54042</w:t>
+              <w:t>0.54807</w:t>
             </w:r>
           </w:p>
         </w:tc>
@@ -9491,7 +9491,7 @@
                 <w:color w:val="1C3A36"/>
                 <w:sz w:val="17"/>
               </w:rPr>
-              <w:t>0.45985</w:t>
+              <w:t>0.47119</w:t>
             </w:r>
           </w:p>
         </w:tc>
@@ -9509,7 +9509,7 @@
                 <w:color w:val="1C3A36"/>
                 <w:sz w:val="17"/>
               </w:rPr>
-              <w:t>0.39530</w:t>
+              <w:t>0.40981</w:t>
             </w:r>
           </w:p>
         </w:tc>
@@ -11201,7 +11201,7 @@
                 <w:color w:val="1C3A36"/>
                 <w:sz w:val="17"/>
               </w:rPr>
-              <w:t>0.64478</w:t>
+              <w:t>0.64850</w:t>
             </w:r>
           </w:p>
         </w:tc>
@@ -11219,7 +11219,7 @@
                 <w:color w:val="1C3A36"/>
                 <w:sz w:val="17"/>
               </w:rPr>
-              <w:t>0.54042</w:t>
+              <w:t>0.54807</w:t>
             </w:r>
           </w:p>
         </w:tc>
@@ -11237,7 +11237,7 @@
                 <w:color w:val="1C3A36"/>
                 <w:sz w:val="17"/>
               </w:rPr>
-              <w:t>0.45985</w:t>
+              <w:t>0.47119</w:t>
             </w:r>
           </w:p>
         </w:tc>
@@ -11255,7 +11255,7 @@
                 <w:color w:val="1C3A36"/>
                 <w:sz w:val="17"/>
               </w:rPr>
-              <w:t>0.39530</w:t>
+              <w:t>0.40981</w:t>
             </w:r>
           </w:p>
         </w:tc>
@@ -11316,7 +11316,7 @@
                 <w:color w:val="1C3A36"/>
                 <w:sz w:val="17"/>
               </w:rPr>
-              <w:t>2,026</w:t>
+              <w:t>2,037</w:t>
             </w:r>
           </w:p>
         </w:tc>
@@ -11336,7 +11336,7 @@
                 <w:color w:val="1C3A36"/>
                 <w:sz w:val="17"/>
               </w:rPr>
-              <w:t>1,842</w:t>
+              <w:t>1,868</w:t>
             </w:r>
           </w:p>
         </w:tc>
@@ -11356,7 +11356,7 @@
                 <w:color w:val="1C3A36"/>
                 <w:sz w:val="17"/>
               </w:rPr>
-              <w:t>1,650</w:t>
+              <w:t>1,691</w:t>
             </w:r>
           </w:p>
         </w:tc>
@@ -11376,7 +11376,7 @@
                 <w:color w:val="1C3A36"/>
                 <w:sz w:val="17"/>
               </w:rPr>
-              <w:t>1,469</w:t>
+              <w:t>1,523</w:t>
             </w:r>
           </w:p>
         </w:tc>
@@ -11539,7 +11539,7 @@
                 <w:color w:val="1C3A36"/>
                 <w:sz w:val="17"/>
               </w:rPr>
-              <w:t>9,176</w:t>
+              <w:t>9,308</w:t>
             </w:r>
           </w:p>
         </w:tc>
@@ -11557,7 +11557,7 @@
                 <w:color w:val="1C3A36"/>
                 <w:sz w:val="17"/>
               </w:rPr>
-              <w:t>7.10</w:t>
+              <w:t>7.21</w:t>
             </w:r>
           </w:p>
         </w:tc>
@@ -11611,7 +11611,7 @@
                 <w:color w:val="1C3A36"/>
                 <w:sz w:val="17"/>
               </w:rPr>
-              <w:t>15,189</w:t>
+              <w:t>18,411</w:t>
             </w:r>
           </w:p>
         </w:tc>
@@ -11629,7 +11629,7 @@
                 <w:color w:val="1C3A36"/>
                 <w:sz w:val="17"/>
               </w:rPr>
-              <w:t>11.76</w:t>
+              <w:t>14.26</w:t>
             </w:r>
           </w:p>
         </w:tc>
@@ -11646,7 +11646,7 @@
                 <w:color w:val="1C3A36"/>
                 <w:sz w:val="17"/>
               </w:rPr>
-              <w:t>62.3% of enterprise value</w:t>
+              <w:t>66.4% of enterprise value</w:t>
             </w:r>
           </w:p>
         </w:tc>
@@ -11687,7 +11687,7 @@
                 <w:color w:val="1C3A36"/>
                 <w:sz w:val="17"/>
               </w:rPr>
-              <w:t>24,365</w:t>
+              <w:t>27,719</w:t>
             </w:r>
           </w:p>
         </w:tc>
@@ -11707,7 +11707,7 @@
                 <w:color w:val="1C3A36"/>
                 <w:sz w:val="17"/>
               </w:rPr>
-              <w:t>18.87</w:t>
+              <w:t>21.46</w:t>
             </w:r>
           </w:p>
         </w:tc>
@@ -11834,7 +11834,7 @@
                 <w:color w:val="1C3A36"/>
                 <w:sz w:val="17"/>
               </w:rPr>
-              <w:t>27,366</w:t>
+              <w:t>30,720</w:t>
             </w:r>
           </w:p>
         </w:tc>
@@ -11852,7 +11852,7 @@
                 <w:color w:val="1C3A36"/>
                 <w:sz w:val="17"/>
               </w:rPr>
-              <w:t>21.19</w:t>
+              <w:t>23.79</w:t>
             </w:r>
           </w:p>
         </w:tc>
@@ -11905,7 +11905,7 @@
                 <w:color w:val="1C3A36"/>
                 <w:sz w:val="17"/>
               </w:rPr>
-              <w:t>(811)</w:t>
+              <w:t>(910)</w:t>
             </w:r>
           </w:p>
         </w:tc>
@@ -11923,7 +11923,7 @@
                 <w:color w:val="1C3A36"/>
                 <w:sz w:val="17"/>
               </w:rPr>
-              <w:t>(0.63)</w:t>
+              <w:t>(0.70)</w:t>
             </w:r>
           </w:p>
         </w:tc>
@@ -12197,7 +12197,7 @@
                 <w:color w:val="1C3A36"/>
                 <w:sz w:val="17"/>
               </w:rPr>
-              <w:t>25,895</w:t>
+              <w:t>29,150</w:t>
             </w:r>
           </w:p>
         </w:tc>
@@ -12217,7 +12217,7 @@
                 <w:color w:val="1C3A36"/>
                 <w:sz w:val="17"/>
               </w:rPr>
-              <w:t>20.05</w:t>
+              <w:t>22.57</w:t>
             </w:r>
           </w:p>
         </w:tc>
@@ -12312,7 +12312,7 @@
           <w:color w:val="6E7B77"/>
           <w:sz w:val="17"/>
         </w:rPr>
-        <w:t>Figure 3 — the bridge drawn per share. The gap between the enterprise value including cash and the attributable equity is the three disclosed claims, worth EGP 1.14 a share between them.</w:t>
+        <w:t>Figure 3 — the bridge drawn per share. The gap between the enterprise value including cash and the attributable equity is the three disclosed claims, worth EGP 1.22 a share between them.</w:t>
       </w:r>
     </w:p>
     <w:p>
@@ -12354,7 +12354,7 @@
           <w:color w:val="1C3A36"/>
           <w:sz w:val="21"/>
         </w:rPr>
-        <w:t>Growth equals return times reinvestment is ENFORCED by assertion, not asserted in prose: at 7% terminal growth and a 46.2% return, the terminal block reinvests 15.1% of profit. That is ABOVE the final explicit year’s 5.9%, so the terminal block is funded rather than flattered — a step of +9.27%, disclosed here because it RAISES nothing and a reader is entitled to see it either way. Terminal value carries 62.3% of enterprise value, down from 58.7% in the previous edition, and the fall is a direct consequence of the replacement-cost basis.</w:t>
+        <w:t>Growth equals return times reinvestment is ENFORCED by assertion, not asserted in prose: at 7% terminal growth and a 46.2% return, the terminal block reinvests 15.1% of profit. That is ABOVE the final explicit year’s 5.9%, so the terminal block is funded rather than flattered — a step of +9.27%, disclosed here because it RAISES nothing and a reader is entitled to see it either way. Terminal value carries 66.4% of enterprise value, down from 58.7% in the previous edition, and the fall is a direct consequence of the replacement-cost basis.</w:t>
       </w:r>
     </w:p>
     <w:p>
@@ -12953,7 +12953,7 @@
           <w:color w:val="1C3A36"/>
           <w:sz w:val="21"/>
         </w:rPr>
-        <w:t>Against that record the adopted 7% is generous, and the study says so. The reinvestment waterfall itself implies 7.84%; the 5-period average implies far less. The terminal growth sensitivity in section 1.11 shows why the choice barely matters here: because the reinvestment identity FUNDS growth before crediting it, the value moves only from EGP 17.09 at 3% to 20.05 at 7%. A model in which that row is steep is a model crediting growth for free.</w:t>
+        <w:t>Against that record the adopted 7% is generous, and the study says so. The reinvestment waterfall itself implies 7.84%; the 5-period average implies far less. The terminal growth sensitivity in section 1.11 shows why the choice barely matters here: because the reinvestment identity FUNDS growth before crediting it, the value moves only from EGP 18.48 at 3% to 22.57 at 7%. A model in which that row is steep is a model crediting growth for free.</w:t>
       </w:r>
     </w:p>
     <w:p>
@@ -13146,7 +13146,7 @@
                 <w:color w:val="1C3A36"/>
                 <w:sz w:val="17"/>
               </w:rPr>
-              <w:t>17.43</w:t>
+              <w:t>19.57</w:t>
             </w:r>
           </w:p>
         </w:tc>
@@ -13164,7 +13164,7 @@
                 <w:color w:val="1C3A36"/>
                 <w:sz w:val="17"/>
               </w:rPr>
-              <w:t>18.74</w:t>
+              <w:t>21.07</w:t>
             </w:r>
           </w:p>
         </w:tc>
@@ -13182,7 +13182,7 @@
                 <w:color w:val="1C3A36"/>
                 <w:sz w:val="17"/>
               </w:rPr>
-              <w:t>20.05</w:t>
+              <w:t>22.57</w:t>
             </w:r>
           </w:p>
         </w:tc>
@@ -13200,7 +13200,7 @@
                 <w:color w:val="1C3A36"/>
                 <w:sz w:val="17"/>
               </w:rPr>
-              <w:t>21.36</w:t>
+              <w:t>24.07</w:t>
             </w:r>
           </w:p>
         </w:tc>
@@ -13218,7 +13218,7 @@
                 <w:color w:val="1C3A36"/>
                 <w:sz w:val="17"/>
               </w:rPr>
-              <w:t>22.67</w:t>
+              <w:t>25.57</w:t>
             </w:r>
           </w:p>
         </w:tc>
@@ -13255,7 +13255,7 @@
                 <w:color w:val="1C3A36"/>
                 <w:sz w:val="17"/>
               </w:rPr>
-              <w:t>13.78</w:t>
+              <w:t>15.19</w:t>
             </w:r>
           </w:p>
         </w:tc>
@@ -13273,7 +13273,7 @@
                 <w:color w:val="1C3A36"/>
                 <w:sz w:val="17"/>
               </w:rPr>
-              <w:t>16.74</w:t>
+              <w:t>18.67</w:t>
             </w:r>
           </w:p>
         </w:tc>
@@ -13291,7 +13291,7 @@
                 <w:color w:val="1C3A36"/>
                 <w:sz w:val="17"/>
               </w:rPr>
-              <w:t>20.05</w:t>
+              <w:t>22.57</w:t>
             </w:r>
           </w:p>
         </w:tc>
@@ -13309,7 +13309,7 @@
                 <w:color w:val="1C3A36"/>
                 <w:sz w:val="17"/>
               </w:rPr>
-              <w:t>23.23</w:t>
+              <w:t>26.35</w:t>
             </w:r>
           </w:p>
         </w:tc>
@@ -13327,7 +13327,7 @@
                 <w:color w:val="1C3A36"/>
                 <w:sz w:val="17"/>
               </w:rPr>
-              <w:t>26.76</w:t>
+              <w:t>30.57</w:t>
             </w:r>
           </w:p>
         </w:tc>
@@ -13364,7 +13364,7 @@
                 <w:color w:val="1C3A36"/>
                 <w:sz w:val="17"/>
               </w:rPr>
-              <w:t>19.15</w:t>
+              <w:t>21.52</w:t>
             </w:r>
           </w:p>
         </w:tc>
@@ -13382,7 +13382,7 @@
                 <w:color w:val="1C3A36"/>
                 <w:sz w:val="17"/>
               </w:rPr>
-              <w:t>19.60</w:t>
+              <w:t>22.04</w:t>
             </w:r>
           </w:p>
         </w:tc>
@@ -13400,7 +13400,7 @@
                 <w:color w:val="1C3A36"/>
                 <w:sz w:val="17"/>
               </w:rPr>
-              <w:t>20.05</w:t>
+              <w:t>22.57</w:t>
             </w:r>
           </w:p>
         </w:tc>
@@ -13418,7 +13418,7 @@
                 <w:color w:val="1C3A36"/>
                 <w:sz w:val="17"/>
               </w:rPr>
-              <w:t>20.51</w:t>
+              <w:t>23.11</w:t>
             </w:r>
           </w:p>
         </w:tc>
@@ -13436,7 +13436,7 @@
                 <w:color w:val="1C3A36"/>
                 <w:sz w:val="17"/>
               </w:rPr>
-              <w:t>20.97</w:t>
+              <w:t>23.65</w:t>
             </w:r>
           </w:p>
         </w:tc>
@@ -13473,7 +13473,7 @@
                 <w:color w:val="1C3A36"/>
                 <w:sz w:val="17"/>
               </w:rPr>
-              <w:t>24.87</w:t>
+              <w:t>29.24</w:t>
             </w:r>
           </w:p>
         </w:tc>
@@ -13491,7 +13491,7 @@
                 <w:color w:val="1C3A36"/>
                 <w:sz w:val="17"/>
               </w:rPr>
-              <w:t>21.48</w:t>
+              <w:t>24.49</w:t>
             </w:r>
           </w:p>
         </w:tc>
@@ -13509,7 +13509,7 @@
                 <w:color w:val="1C3A36"/>
                 <w:sz w:val="17"/>
               </w:rPr>
-              <w:t>20.05</w:t>
+              <w:t>22.57</w:t>
             </w:r>
           </w:p>
         </w:tc>
@@ -13527,7 +13527,7 @@
                 <w:color w:val="1C3A36"/>
                 <w:sz w:val="17"/>
               </w:rPr>
-              <w:t>17.44</w:t>
+              <w:t>19.20</w:t>
             </w:r>
           </w:p>
         </w:tc>
@@ -13545,7 +13545,7 @@
                 <w:color w:val="1C3A36"/>
                 <w:sz w:val="17"/>
               </w:rPr>
-              <w:t>16.16</w:t>
+              <w:t>17.61</w:t>
             </w:r>
           </w:p>
         </w:tc>
@@ -13582,7 +13582,7 @@
                 <w:color w:val="1C3A36"/>
                 <w:sz w:val="17"/>
               </w:rPr>
-              <w:t>21.93</w:t>
+              <w:t>24.57</w:t>
             </w:r>
           </w:p>
         </w:tc>
@@ -13600,7 +13600,7 @@
                 <w:color w:val="1C3A36"/>
                 <w:sz w:val="17"/>
               </w:rPr>
-              <w:t>20.99</w:t>
+              <w:t>23.57</w:t>
             </w:r>
           </w:p>
         </w:tc>
@@ -13618,7 +13618,7 @@
                 <w:color w:val="1C3A36"/>
                 <w:sz w:val="17"/>
               </w:rPr>
-              <w:t>20.05</w:t>
+              <w:t>22.57</w:t>
             </w:r>
           </w:p>
         </w:tc>
@@ -13636,7 +13636,7 @@
                 <w:color w:val="1C3A36"/>
                 <w:sz w:val="17"/>
               </w:rPr>
-              <w:t>19.11</w:t>
+              <w:t>21.57</w:t>
             </w:r>
           </w:p>
         </w:tc>
@@ -13654,7 +13654,7 @@
                 <w:color w:val="1C3A36"/>
                 <w:sz w:val="17"/>
               </w:rPr>
-              <w:t>18.17</w:t>
+              <w:t>20.57</w:t>
             </w:r>
           </w:p>
         </w:tc>
@@ -13691,7 +13691,7 @@
                 <w:color w:val="1C3A36"/>
                 <w:sz w:val="17"/>
               </w:rPr>
-              <w:t>17.09</w:t>
+              <w:t>18.48</w:t>
             </w:r>
           </w:p>
         </w:tc>
@@ -13709,7 +13709,7 @@
                 <w:color w:val="1C3A36"/>
                 <w:sz w:val="17"/>
               </w:rPr>
-              <w:t>17.65</w:t>
+              <w:t>19.23</w:t>
             </w:r>
           </w:p>
         </w:tc>
@@ -13727,7 +13727,7 @@
                 <w:color w:val="1C3A36"/>
                 <w:sz w:val="17"/>
               </w:rPr>
-              <w:t>18.31</w:t>
+              <w:t>20.12</w:t>
             </w:r>
           </w:p>
         </w:tc>
@@ -13745,7 +13745,7 @@
                 <w:color w:val="1C3A36"/>
                 <w:sz w:val="17"/>
               </w:rPr>
-              <w:t>19.09</w:t>
+              <w:t>21.21</w:t>
             </w:r>
           </w:p>
         </w:tc>
@@ -13763,7 +13763,7 @@
                 <w:color w:val="1C3A36"/>
                 <w:sz w:val="17"/>
               </w:rPr>
-              <w:t>20.05</w:t>
+              <w:t>22.57</w:t>
             </w:r>
           </w:p>
         </w:tc>
@@ -13799,7 +13799,7 @@
           <w:color w:val="1C3A36"/>
           <w:sz w:val="21"/>
         </w:rPr>
-        <w:t>Two readings matter. TERMINAL GROWTH is nearly inert, for the reason given in section 1.10. And GROSS MARGIN is the whole thesis: half a point on the margin, held in every forecast year, is worth about EGP 1.31 a share on the cash-flow lens. That is why the case in section 1.13 is built to survive the margin being wrong by more than the entire filed record’s range.</w:t>
+        <w:t>Two readings matter. TERMINAL GROWTH is nearly inert, for the reason given in section 1.10. And GROSS MARGIN is the whole thesis: half a point on the margin, held in every forecast year, is worth about EGP 1.50 a share on the cash-flow lens. That is why the case in section 1.13 is built to survive the margin being wrong by more than the entire filed record’s range.</w:t>
       </w:r>
     </w:p>
     <w:tbl>
@@ -13962,7 +13962,7 @@
                 <w:color w:val="1C3A36"/>
                 <w:sz w:val="17"/>
               </w:rPr>
-              <w:t>14.33%</w:t>
+              <w:t>12.98%</w:t>
             </w:r>
           </w:p>
         </w:tc>
@@ -13980,7 +13980,7 @@
                 <w:color w:val="1C3A36"/>
                 <w:sz w:val="17"/>
               </w:rPr>
-              <w:t>19.27</w:t>
+              <w:t>21.24</w:t>
             </w:r>
           </w:p>
         </w:tc>
@@ -13998,7 +13998,7 @@
                 <w:color w:val="1C3A36"/>
                 <w:sz w:val="17"/>
               </w:rPr>
-              <w:t>20.13</w:t>
+              <w:t>22.43</w:t>
             </w:r>
           </w:p>
         </w:tc>
@@ -14016,7 +14016,7 @@
                 <w:color w:val="1C3A36"/>
                 <w:sz w:val="17"/>
               </w:rPr>
-              <w:t>21.17</w:t>
+              <w:t>23.91</w:t>
             </w:r>
           </w:p>
         </w:tc>
@@ -14034,7 +14034,7 @@
                 <w:color w:val="1C3A36"/>
                 <w:sz w:val="17"/>
               </w:rPr>
-              <w:t>22.47</w:t>
+              <w:t>25.83</w:t>
             </w:r>
           </w:p>
         </w:tc>
@@ -14052,7 +14052,7 @@
                 <w:color w:val="1C3A36"/>
                 <w:sz w:val="17"/>
               </w:rPr>
-              <w:t>24.11</w:t>
+              <w:t>28.38</w:t>
             </w:r>
           </w:p>
         </w:tc>
@@ -14071,7 +14071,7 @@
                 <w:color w:val="1C3A36"/>
                 <w:sz w:val="17"/>
               </w:rPr>
-              <w:t>15.33%</w:t>
+              <w:t>13.98%</w:t>
             </w:r>
           </w:p>
         </w:tc>
@@ -14089,7 +14089,7 @@
                 <w:color w:val="1C3A36"/>
                 <w:sz w:val="17"/>
               </w:rPr>
-              <w:t>18.09</w:t>
+              <w:t>19.74</w:t>
             </w:r>
           </w:p>
         </w:tc>
@@ -14107,7 +14107,7 @@
                 <w:color w:val="1C3A36"/>
                 <w:sz w:val="17"/>
               </w:rPr>
-              <w:t>18.78</w:t>
+              <w:t>20.67</w:t>
             </w:r>
           </w:p>
         </w:tc>
@@ -14125,7 +14125,7 @@
                 <w:color w:val="1C3A36"/>
                 <w:sz w:val="17"/>
               </w:rPr>
-              <w:t>19.60</w:t>
+              <w:t>21.81</w:t>
             </w:r>
           </w:p>
         </w:tc>
@@ -14143,7 +14143,7 @@
                 <w:color w:val="1C3A36"/>
                 <w:sz w:val="17"/>
               </w:rPr>
-              <w:t>20.60</w:t>
+              <w:t>23.23</w:t>
             </w:r>
           </w:p>
         </w:tc>
@@ -14161,7 +14161,7 @@
                 <w:color w:val="1C3A36"/>
                 <w:sz w:val="17"/>
               </w:rPr>
-              <w:t>21.84</w:t>
+              <w:t>25.06</w:t>
             </w:r>
           </w:p>
         </w:tc>
@@ -14180,7 +14180,7 @@
                 <w:color w:val="1C3A36"/>
                 <w:sz w:val="17"/>
               </w:rPr>
-              <w:t>16.33%</w:t>
+              <w:t>14.98%</w:t>
             </w:r>
           </w:p>
         </w:tc>
@@ -14198,7 +14198,7 @@
                 <w:color w:val="1C3A36"/>
                 <w:sz w:val="17"/>
               </w:rPr>
-              <w:t>17.09</w:t>
+              <w:t>18.48</w:t>
             </w:r>
           </w:p>
         </w:tc>
@@ -14216,7 +14216,7 @@
                 <w:color w:val="1C3A36"/>
                 <w:sz w:val="17"/>
               </w:rPr>
-              <w:t>17.65</w:t>
+              <w:t>19.23</w:t>
             </w:r>
           </w:p>
         </w:tc>
@@ -14234,7 +14234,7 @@
                 <w:color w:val="1C3A36"/>
                 <w:sz w:val="17"/>
               </w:rPr>
-              <w:t>18.31</w:t>
+              <w:t>20.12</w:t>
             </w:r>
           </w:p>
         </w:tc>
@@ -14252,7 +14252,7 @@
                 <w:color w:val="1C3A36"/>
                 <w:sz w:val="17"/>
               </w:rPr>
-              <w:t>19.09</w:t>
+              <w:t>21.21</w:t>
             </w:r>
           </w:p>
         </w:tc>
@@ -14270,7 +14270,7 @@
                 <w:color w:val="1C3A36"/>
                 <w:sz w:val="17"/>
               </w:rPr>
-              <w:t>20.05</w:t>
+              <w:t>22.57</w:t>
             </w:r>
           </w:p>
         </w:tc>
@@ -14289,7 +14289,7 @@
                 <w:color w:val="1C3A36"/>
                 <w:sz w:val="17"/>
               </w:rPr>
-              <w:t>17.33%</w:t>
+              <w:t>15.98%</w:t>
             </w:r>
           </w:p>
         </w:tc>
@@ -14307,7 +14307,7 @@
                 <w:color w:val="1C3A36"/>
                 <w:sz w:val="17"/>
               </w:rPr>
-              <w:t>16.22</w:t>
+              <w:t>17.42</w:t>
             </w:r>
           </w:p>
         </w:tc>
@@ -14325,7 +14325,7 @@
                 <w:color w:val="1C3A36"/>
                 <w:sz w:val="17"/>
               </w:rPr>
-              <w:t>16.68</w:t>
+              <w:t>18.02</w:t>
             </w:r>
           </w:p>
         </w:tc>
@@ -14343,7 +14343,7 @@
                 <w:color w:val="1C3A36"/>
                 <w:sz w:val="17"/>
               </w:rPr>
-              <w:t>17.22</w:t>
+              <w:t>18.73</w:t>
             </w:r>
           </w:p>
         </w:tc>
@@ -14361,7 +14361,7 @@
                 <w:color w:val="1C3A36"/>
                 <w:sz w:val="17"/>
               </w:rPr>
-              <w:t>17.85</w:t>
+              <w:t>19.59</w:t>
             </w:r>
           </w:p>
         </w:tc>
@@ -14379,7 +14379,7 @@
                 <w:color w:val="1C3A36"/>
                 <w:sz w:val="17"/>
               </w:rPr>
-              <w:t>18.60</w:t>
+              <w:t>20.63</w:t>
             </w:r>
           </w:p>
         </w:tc>
@@ -14398,7 +14398,7 @@
                 <w:color w:val="1C3A36"/>
                 <w:sz w:val="17"/>
               </w:rPr>
-              <w:t>18.33%</w:t>
+              <w:t>16.98%</w:t>
             </w:r>
           </w:p>
         </w:tc>
@@ -14416,7 +14416,7 @@
                 <w:color w:val="1C3A36"/>
                 <w:sz w:val="17"/>
               </w:rPr>
-              <w:t>15.47</w:t>
+              <w:t>16.51</w:t>
             </w:r>
           </w:p>
         </w:tc>
@@ -14434,7 +14434,7 @@
                 <w:color w:val="1C3A36"/>
                 <w:sz w:val="17"/>
               </w:rPr>
-              <w:t>15.85</w:t>
+              <w:t>17.00</w:t>
             </w:r>
           </w:p>
         </w:tc>
@@ -14452,7 +14452,7 @@
                 <w:color w:val="1C3A36"/>
                 <w:sz w:val="17"/>
               </w:rPr>
-              <w:t>16.29</w:t>
+              <w:t>17.58</w:t>
             </w:r>
           </w:p>
         </w:tc>
@@ -14470,7 +14470,7 @@
                 <w:color w:val="1C3A36"/>
                 <w:sz w:val="17"/>
               </w:rPr>
-              <w:t>16.81</w:t>
+              <w:t>18.26</w:t>
             </w:r>
           </w:p>
         </w:tc>
@@ -14488,7 +14488,7 @@
                 <w:color w:val="1C3A36"/>
                 <w:sz w:val="17"/>
               </w:rPr>
-              <w:t>17.41</w:t>
+              <w:t>19.08</w:t>
             </w:r>
           </w:p>
         </w:tc>
@@ -14957,7 +14957,7 @@
                 <w:color w:val="1C3A36"/>
                 <w:sz w:val="17"/>
               </w:rPr>
-              <w:t>1.66</w:t>
+              <w:t>1.65</w:t>
             </w:r>
           </w:p>
         </w:tc>
@@ -14975,7 +14975,7 @@
                 <w:color w:val="1C3A36"/>
                 <w:sz w:val="17"/>
               </w:rPr>
-              <w:t>20.05</w:t>
+              <w:t>22.57</w:t>
             </w:r>
           </w:p>
         </w:tc>
@@ -14993,7 +14993,7 @@
                 <w:color w:val="1C3A36"/>
                 <w:sz w:val="17"/>
               </w:rPr>
-              <w:t>27.52</w:t>
+              <w:t>31.27</w:t>
             </w:r>
           </w:p>
         </w:tc>
@@ -15071,7 +15071,7 @@
           <w:color w:val="1C3A36"/>
           <w:sz w:val="21"/>
         </w:rPr>
-        <w:t>BOOK VALUE AND SUSTAINABLE RETURN. Justified price-to-book of 1.43 times = (sustainable return 28% less growth) over (cost of equity 21.70% less growth), on book value of EGP 4.70: EGP 6.71. The rate is the present-value-weighted average of the SAME cost-of-equity glide the cash-flow lens uses. The previous edition used the terminal rate alone for a perpetuity beginning today, which gives 6.06; the explicit rate alone gives 3.75; a perpetuity starting now deserves neither endpoint. The sustainable return is struck below the trailing 28.9% because the asset base is 67.4% written down.</w:t>
+        <w:t>BOOK VALUE AND SUSTAINABLE RETURN. Justified price-to-book of 1.52 times = (sustainable return 28% less growth) over (cost of equity 20.83% less growth), on book value of EGP 4.70: EGP 7.13. The rate is the present-value-weighted average of the SAME cost-of-equity glide the cash-flow lens uses. The previous edition used the terminal rate alone for a perpetuity beginning today, which gives 6.06; the explicit rate alone gives 3.75; a perpetuity starting now deserves neither endpoint. The sustainable return is struck below the trailing 28.9% because the asset base is 67.4% written down.</w:t>
       </w:r>
     </w:p>
     <w:p>
@@ -15805,7 +15805,7 @@
           <w:color w:val="1C3A36"/>
           <w:sz w:val="21"/>
         </w:rPr>
-        <w:t>Two further contested choices are computed rather than conceded. On the RATING-BASIS equity risk premium instead of the CDS basis, the cash-flow lens is EGP 15.24; two independent reviewers reached for that column, so it is promoted here rather than buried. And discounting the export leg in DOLLARS at a dollar cost of capital before translating back — rather than discounting a pound cash flow already inflated by the depreciation path at a dollar rate, which would count the currency benefit twice — gives EGP 20.55. Both are above the market price.</w:t>
+        <w:t>Two further contested choices are computed rather than conceded. On the RATING-BASIS equity risk premium instead of the CDS basis, the cash-flow lens is EGP 16.43; two independent reviewers reached for that column, so it is promoted here rather than buried. And discounting the export leg in DOLLARS at a dollar cost of capital before translating back — rather than discounting a pound cash flow already inflated by the depreciation path at a dollar rate, which would count the currency benefit twice — gives EGP 22.86. Both are above the market price.</w:t>
       </w:r>
     </w:p>
     <w:p>
@@ -15819,7 +15819,7 @@
           <w:color w:val="1C3A36"/>
           <w:sz w:val="21"/>
         </w:rPr>
-        <w:t>What survives the give-backs is the part of the verdict that cannot be negotiated away by accounting choices: a pass-through processor earning a 9.7% gross margin, discounted at an Egyptian cost of equity of 27.4% falling to 16.8%, is worth more than EGP 13.50 a share on any internally consistent arithmetic this study can construct.</w:t>
+        <w:t>What survives the give-backs is the part of the verdict that cannot be negotiated away by accounting choices: a pass-through processor earning a 9.7% gross margin, discounted at an Egyptian cost of equity of 27.4% falling to 15.3%, is worth more than EGP 13.50 a share on any internally consistent arithmetic this study can construct.</w:t>
       </w:r>
     </w:p>
     <w:p>
@@ -15868,7 +15868,7 @@
           <w:color w:val="1C3A36"/>
           <w:sz w:val="21"/>
         </w:rPr>
-        <w:t>a gross margin of 9.90% sustained in EVERY forecast year and in perpetuity, against a base year of 9.65% — that is a REDUCTION of -0.25% from what the company has just filed, not an increase;</w:t>
+        <w:t>a gross margin of 9.37% sustained in EVERY forecast year and in perpetuity, against a base year of 9.65% — that is a REDUCTION of 0.28% from what the company has just filed, not an increase;</w:t>
       </w:r>
     </w:p>
     <w:p>
@@ -15924,7 +15924,7 @@
           <w:color w:val="1C3A36"/>
           <w:sz w:val="21"/>
         </w:rPr>
-        <w:t>THE PREVIOUS EDITION OF THIS STUDY PUT THIS FIGURE AT A PERMANENT 12.2% AND DESCRIBED IT AS "ABOVE THE BEST SINGLE QUARTER THIS COMPANY HAS EVER FILED". Both halves of that sentence were wrong. The number was typed rather than solved and was never recomputed as the model moved; solved, it is 9.90%. And the company had already filed 13.84% for a full year and 13.92% for a quarter. The figure is now computed by the model and read into this page and into Figure 2, so it cannot drift from the model again.</w:t>
+        <w:t>THE PREVIOUS EDITION OF THIS STUDY PUT THIS FIGURE AT A PERMANENT 12.2% AND DESCRIBED IT AS "ABOVE THE BEST SINGLE QUARTER THIS COMPANY HAS EVER FILED". Both halves of that sentence were wrong. The number was typed rather than solved and was never recomputed as the model moved; solved, it is 9.37%. And the company had already filed 13.84% for a full year and 13.92% for a quarter. The figure is now computed by the model and read into this page and into Figure 2, so it cannot drift from the model again.</w:t>
       </w:r>
     </w:p>
     <w:p>
@@ -17547,7 +17547,7 @@
                 <w:color w:val="1C3A36"/>
                 <w:sz w:val="17"/>
               </w:rPr>
-              <w:t>20.05</w:t>
+              <w:t>22.57</w:t>
             </w:r>
           </w:p>
         </w:tc>
@@ -18276,7 +18276,7 @@
                 <w:color w:val="1C3A36"/>
                 <w:sz w:val="17"/>
               </w:rPr>
-              <w:t>EGP 20.05  (range 1.66–27.52)</w:t>
+              <w:t>EGP 22.57  (range 1.65–31.27)</w:t>
             </w:r>
           </w:p>
         </w:tc>
@@ -18490,7 +18490,7 @@
           <w:color w:val="1C3A36"/>
           <w:sz w:val="21"/>
         </w:rPr>
-        <w:t>the margin is the thesis and it is administered, not competed. Half a point in every forecast year is worth about EGP 1.31 on the cash-flow lens, and the filed record spans 514 basis points;</w:t>
+        <w:t>the margin is the thesis and it is administered, not competed. Half a point in every forecast year is worth about EGP 1.50 on the cash-flow lens, and the filed record spans 514 basis points;</w:t>
       </w:r>
     </w:p>
     <w:p>
@@ -18782,7 +18782,7 @@
                 <w:color w:val="1C3A36"/>
                 <w:sz w:val="18"/>
               </w:rPr>
-              <w:t>EGP 13.50 (the traded price) to EGP 20.05</w:t>
+              <w:t>EGP 13.50 (the traded price) to EGP 22.57</w:t>
             </w:r>
           </w:p>
         </w:tc>
@@ -18800,7 +18800,7 @@
                 <w:color w:val="1C3A36"/>
                 <w:sz w:val="18"/>
               </w:rPr>
-              <w:t>2.9%</w:t>
+              <w:t>3.0%</w:t>
             </w:r>
           </w:p>
         </w:tc>
@@ -18819,7 +18819,7 @@
                 <w:color w:val="1C3A36"/>
                 <w:sz w:val="18"/>
               </w:rPr>
-              <w:t>Above EGP 20.05</w:t>
+              <w:t>Above EGP 22.57</w:t>
             </w:r>
           </w:p>
         </w:tc>
@@ -18837,7 +18837,7 @@
                 <w:color w:val="1C3A36"/>
                 <w:sz w:val="18"/>
               </w:rPr>
-              <w:t>0.3%</w:t>
+              <w:t>0.1%</w:t>
             </w:r>
           </w:p>
         </w:tc>
@@ -18993,7 +18993,7 @@
           <w:color w:val="1C3A36"/>
           <w:sz w:val="21"/>
         </w:rPr>
-        <w:t>THE FAR FORECAST YEARS SUPPORT A RANGE AND NEVER A POINT. On its own measured error the method’s three-year profit forecast spans roughly a fifteen-fold band. That is not a useful forecast and this study does not pretend otherwise; it is why the fair value here is a range, why the terminal block is disclosed as 62.3% of enterprise value, and why Section 1.7 identifies the one thing that would settle the case.</w:t>
+        <w:t>THE FAR FORECAST YEARS SUPPORT A RANGE AND NEVER A POINT. On its own measured error the method’s three-year profit forecast spans roughly a fifteen-fold band. That is not a useful forecast and this study does not pretend otherwise; it is why the fair value here is a range, why the terminal block is disclosed as 66.4% of enterprise value, and why Section 1.7 identifies the one thing that would settle the case.</w:t>
       </w:r>
     </w:p>
     <w:p>
@@ -20630,7 +20630,7 @@
           <w:color w:val="1C3A36"/>
           <w:sz w:val="21"/>
         </w:rPr>
-        <w:t>READ THE LAST FILED COLUMN AGAINST THE FIRST FORECAST COLUMN. The most recent filed period, 6M Jun-2026, carries a gross margin of 12.43%; the first forecast year opens at 12.43% and the path is held roughly flat from there. THE FORECAST IS THEREFORE BELOW THE LATEST FILED PERIOD, and a reader is entitled to know that without deriving it. The reason is the base year: the model is anchored on the twelve months to 30 June 2026, which averages that half with the weaker one before it (6.14%), rather than on the latest half alone. Whether that weakness is seasonal or a superseded level is this study’s largest contested judgement: the same quarter a year apart runs 5.05% against 10.19%, which no seasonal pattern produces. Anchoring on the latest half and holding it flat gives EGP 20.05 a share, and THAT IS THE BASIS THIS EDITION ADOPTS: the published EGP 20.05 is struck on the reviewed half at a gross margin of 12.428%, not on the twelve-month blend of 9.653%. The superseded blend is retained and priced rather than deleted: it gives EGP 12.85 a share. THE CORRECTION CROSSES THE TRADED PRICE, from below it to well above, and it is taken on the filed evidence rather than withheld for where it lands.</w:t>
+        <w:t>READ THE LAST FILED COLUMN AGAINST THE FIRST FORECAST COLUMN. The most recent filed period, 6M Jun-2026, carries a gross margin of 12.43%; the first forecast year opens at 12.43% and the path is held roughly flat from there. THE FORECAST IS THEREFORE BELOW THE LATEST FILED PERIOD, and a reader is entitled to know that without deriving it. The reason is the base year: the model is anchored on the twelve months to 30 June 2026, which averages that half with the weaker one before it (6.14%), rather than on the latest half alone. Whether that weakness is seasonal or a superseded level is this study’s largest contested judgement: the same quarter a year apart runs 5.05% against 10.19%, which no seasonal pattern produces. Anchoring on the latest half and holding it flat gives EGP 22.57 a share, and THAT IS THE BASIS THIS EDITION ADOPTS: the published EGP 22.57 is struck on the reviewed half at a gross margin of 12.428%, not on the twelve-month blend of 9.653%. The superseded blend is retained and priced rather than deleted: it gives EGP 14.35 a share. THE CORRECTION CROSSES THE TRADED PRICE, from below it to well above, and it is taken on the filed evidence rather than withheld for where it lands.</w:t>
       </w:r>
     </w:p>
     <w:p>
@@ -23491,7 +23491,7 @@
           <w:color w:val="6E7B77"/>
           <w:sz w:val="17"/>
         </w:rPr>
-        <w:t>Table B.1 — the regression passes its usability gate on every limb, and THE WEAKNESS THE PREVIOUS EDITION RECORDED AGAINST ITSELF IS NOW CLOSED. That edition regressed against an equal-weight basket of the Egyptian names this house happens to cover, which a reader could not reproduce from public data; two reviewers raised it independently and both were right. The regressor is now the EGX30 itself. The correction is worth recording for its SIZE as well as its direction: beta moves from 0.940 to 0.906, about 3.5% lower, and the effect on the valuation is under one per cent. The old number was not badly wrong; it was unverifiable, which is a different and sufficient reason to replace it. The beta sensitivity in Table 15 bounds the whole plausible range: the cash-flow lens moves from EGP 24.87 to 16.16, and neither end reaches the market price.</w:t>
+        <w:t>Table B.1 — the regression passes its usability gate on every limb, and THE WEAKNESS THE PREVIOUS EDITION RECORDED AGAINST ITSELF IS NOW CLOSED. That edition regressed against an equal-weight basket of the Egyptian names this house happens to cover, which a reader could not reproduce from public data; two reviewers raised it independently and both were right. The regressor is now the EGX30 itself. The correction is worth recording for its SIZE as well as its direction: beta moves from 0.940 to 0.906, about 3.5% lower, and the effect on the valuation is under one per cent. The old number was not badly wrong; it was unverifiable, which is a different and sufficient reason to replace it. The beta sensitivity in Table 15 bounds the whole plausible range: the cash-flow lens moves from EGP 29.24 to 17.61, and neither end reaches the market price.</w:t>
       </w:r>
     </w:p>
     <w:p>
@@ -23547,7 +23547,7 @@
           <w:color w:val="1C3A36"/>
           <w:sz w:val="21"/>
         </w:rPr>
-        <w:t>The explicit rate of 27.44% is not a normal corporate discount rate and is not meant to be. It is what an Egyptian operating asset costs today, with the sovereign spread stripped out of the risk-free rate so country risk is not double-counted, and with the net-cash position pushing the operating rate ABOVE the cost of equity. The terminal rate of 16.33% is norm-built: the central bank’s inflation target in force plus a real convention, a normalised equity premium, and a terminal capital structure carrying 10% debt rather than capitalising today’s zero-leverage position into perpetuity. The glide between them is inherited from the cost-of-debt path’s own cumulative progress.</w:t>
+        <w:t>The explicit rate of 27.44% is not a normal corporate discount rate and is not meant to be. It is what an Egyptian operating asset costs today, with the sovereign spread stripped out of the risk-free rate so country risk is not double-counted, and with the net-cash position pushing the operating rate ABOVE the cost of equity. The terminal rate of 14.98% is norm-built: the central bank’s inflation target in force plus a real convention, a normalised equity premium, and a terminal capital structure carrying 10% debt rather than capitalising today’s zero-leverage position into perpetuity. The glide between them is inherited from the cost-of-debt path’s own cumulative progress.</w:t>
       </w:r>
     </w:p>
     <w:p>
@@ -23561,7 +23561,7 @@
           <w:color w:val="1C3A36"/>
           <w:sz w:val="21"/>
         </w:rPr>
-        <w:t>Two alternatives are computed rather than argued. On the RATING-BASIS premium the explicit rate is 30.58% and the cash-flow lens is EGP 15.24. On GROSS rather than net debt weights — the construction this study rejects, because it counts the cash pile twice — the lens is EGP 20.05. Both are published so the choice is visible.</w:t>
+        <w:t>Two alternatives are computed rather than argued. On the RATING-BASIS premium the explicit rate is 30.58% and the cash-flow lens is EGP 16.43. On GROSS rather than net debt weights — the construction this study rejects, because it counts the cash pile twice — the lens is EGP 22.57. Both are published so the choice is visible.</w:t>
       </w:r>
     </w:p>
     <w:p>
@@ -24264,7 +24264,7 @@
                 <w:color w:val="1C3A36"/>
                 <w:sz w:val="16"/>
               </w:rPr>
-              <w:t>21.97%</w:t>
+              <w:t>21.19%</w:t>
             </w:r>
           </w:p>
         </w:tc>
@@ -24282,7 +24282,7 @@
                 <w:color w:val="1C3A36"/>
                 <w:sz w:val="16"/>
               </w:rPr>
-              <w:t>19.69%</w:t>
+              <w:t>18.59%</w:t>
             </w:r>
           </w:p>
         </w:tc>
@@ -24300,7 +24300,7 @@
                 <w:color w:val="1C3A36"/>
                 <w:sz w:val="16"/>
               </w:rPr>
-              <w:t>17.98%</w:t>
+              <w:t>16.64%</w:t>
             </w:r>
           </w:p>
         </w:tc>
@@ -24318,7 +24318,7 @@
                 <w:color w:val="1C3A36"/>
                 <w:sz w:val="16"/>
               </w:rPr>
-              <w:t>16.84%</w:t>
+              <w:t>15.34%</w:t>
             </w:r>
           </w:p>
         </w:tc>
@@ -24373,7 +24373,7 @@
                 <w:color w:val="1C3A36"/>
                 <w:sz w:val="16"/>
               </w:rPr>
-              <w:t>0.6434</w:t>
+              <w:t>0.6475</w:t>
             </w:r>
           </w:p>
         </w:tc>
@@ -24391,7 +24391,7 @@
                 <w:color w:val="1C3A36"/>
                 <w:sz w:val="16"/>
               </w:rPr>
-              <w:t>0.5375</w:t>
+              <w:t>0.5460</w:t>
             </w:r>
           </w:p>
         </w:tc>
@@ -24409,7 +24409,7 @@
                 <w:color w:val="1C3A36"/>
                 <w:sz w:val="16"/>
               </w:rPr>
-              <w:t>0.4556</w:t>
+              <w:t>0.4681</w:t>
             </w:r>
           </w:p>
         </w:tc>
@@ -24427,7 +24427,7 @@
                 <w:color w:val="1C3A36"/>
                 <w:sz w:val="16"/>
               </w:rPr>
-              <w:t>0.3899</w:t>
+              <w:t>0.4058</w:t>
             </w:r>
           </w:p>
         </w:tc>
@@ -24482,7 +24482,7 @@
                 <w:color w:val="1C3A36"/>
                 <w:sz w:val="16"/>
               </w:rPr>
-              <w:t>2,099</w:t>
+              <w:t>2,112</w:t>
             </w:r>
           </w:p>
         </w:tc>
@@ -24500,7 +24500,7 @@
                 <w:color w:val="1C3A36"/>
                 <w:sz w:val="16"/>
               </w:rPr>
-              <w:t>1,848</w:t>
+              <w:t>1,877</w:t>
             </w:r>
           </w:p>
         </w:tc>
@@ -24518,7 +24518,7 @@
                 <w:color w:val="1C3A36"/>
                 <w:sz w:val="16"/>
               </w:rPr>
-              <w:t>1,618</w:t>
+              <w:t>1,662</w:t>
             </w:r>
           </w:p>
         </w:tc>
@@ -24536,7 +24536,7 @@
                 <w:color w:val="1C3A36"/>
                 <w:sz w:val="16"/>
               </w:rPr>
-              <w:t>1,415</w:t>
+              <w:t>1,472</w:t>
             </w:r>
           </w:p>
         </w:tc>
@@ -24645,7 +24645,7 @@
                 <w:color w:val="1C3A36"/>
                 <w:sz w:val="17"/>
               </w:rPr>
-              <w:t>9,363</w:t>
+              <w:t>9,507</w:t>
             </w:r>
           </w:p>
         </w:tc>
@@ -24682,7 +24682,7 @@
                 <w:color w:val="1C3A36"/>
                 <w:sz w:val="17"/>
               </w:rPr>
-              <w:t>13,049</w:t>
+              <w:t>16,022</w:t>
             </w:r>
           </w:p>
         </w:tc>
@@ -24756,7 +24756,7 @@
                 <w:color w:val="1C3A36"/>
                 <w:sz w:val="17"/>
               </w:rPr>
-              <w:t>22,412</w:t>
+              <w:t>25,529</w:t>
             </w:r>
           </w:p>
         </w:tc>
@@ -24797,7 +24797,7 @@
                 <w:color w:val="1C3A36"/>
                 <w:sz w:val="17"/>
               </w:rPr>
-              <w:t>17.35</w:t>
+              <w:t>19.77</w:t>
             </w:r>
           </w:p>
         </w:tc>
@@ -24819,7 +24819,7 @@
           <w:color w:val="6E7B77"/>
           <w:sz w:val="17"/>
         </w:rPr>
-        <w:t>Table C.2 — Expert 2. Range EGP 0.59 to 23.04. This is the LOWEST of the three at 28.5% against the price, and the reason is the discount rate: an equity claim discounted on the equity glide from 27.4% to 16.8% is punished harder in the near years than an unlevered claim on the weighted rate.</w:t>
+        <w:t>Table C.2 — Expert 2. Range EGP 0.59 to 26.40. This is the LOWEST of the three at 46.4% against the price, and the reason is the discount rate: an equity claim discounted on the equity glide from 27.4% to 15.3% is punished harder in the near years than an unlevered claim on the weighted rate.</w:t>
       </w:r>
     </w:p>
     <w:p>
@@ -24985,7 +24985,7 @@
                 <w:color w:val="1C3A36"/>
                 <w:sz w:val="17"/>
               </w:rPr>
-              <w:t>6,969</w:t>
+              <w:t>7,192</w:t>
             </w:r>
           </w:p>
         </w:tc>
@@ -25022,7 +25022,7 @@
                 <w:color w:val="1C3A36"/>
                 <w:sz w:val="17"/>
               </w:rPr>
-              <w:t>13,574</w:t>
+              <w:t>16,887</w:t>
             </w:r>
           </w:p>
         </w:tc>
@@ -25063,7 +25063,7 @@
                 <w:color w:val="1C3A36"/>
                 <w:sz w:val="17"/>
               </w:rPr>
-              <w:t>25,220</w:t>
+              <w:t>28,756</w:t>
             </w:r>
           </w:p>
         </w:tc>
@@ -25100,7 +25100,7 @@
                 <w:color w:val="1C3A36"/>
                 <w:sz w:val="17"/>
               </w:rPr>
-              <w:t>20.95</w:t>
+              <w:t>23.56</w:t>
             </w:r>
           </w:p>
         </w:tc>
@@ -25306,7 +25306,7 @@
                 <w:color w:val="1C3A36"/>
                 <w:sz w:val="17"/>
               </w:rPr>
-              <w:t>2,398</w:t>
+              <w:t>2,433</w:t>
             </w:r>
           </w:p>
         </w:tc>
@@ -25324,7 +25324,7 @@
                 <w:color w:val="1C3A36"/>
                 <w:sz w:val="17"/>
               </w:rPr>
-              <w:t>2,633</w:t>
+              <w:t>2,688</w:t>
             </w:r>
           </w:p>
         </w:tc>
@@ -25342,7 +25342,7 @@
                 <w:color w:val="1C3A36"/>
                 <w:sz w:val="17"/>
               </w:rPr>
-              <w:t>2,817</w:t>
+              <w:t>2,886</w:t>
             </w:r>
           </w:p>
         </w:tc>
@@ -25360,7 +25360,7 @@
                 <w:color w:val="1C3A36"/>
                 <w:sz w:val="17"/>
               </w:rPr>
-              <w:t>2,965</w:t>
+              <w:t>3,046</w:t>
             </w:r>
           </w:p>
         </w:tc>
@@ -25415,7 +25415,7 @@
                 <w:color w:val="1C3A36"/>
                 <w:sz w:val="17"/>
               </w:rPr>
-              <w:t>42.20%</w:t>
+              <w:t>42.89%</w:t>
             </w:r>
           </w:p>
         </w:tc>
@@ -25433,7 +25433,7 @@
                 <w:color w:val="1C3A36"/>
                 <w:sz w:val="17"/>
               </w:rPr>
-              <w:t>44.62%</w:t>
+              <w:t>45.61%</w:t>
             </w:r>
           </w:p>
         </w:tc>
@@ -25451,7 +25451,7 @@
                 <w:color w:val="1C3A36"/>
                 <w:sz w:val="17"/>
               </w:rPr>
-              <w:t>46.10%</w:t>
+              <w:t>47.31%</w:t>
             </w:r>
           </w:p>
         </w:tc>
@@ -25469,7 +25469,7 @@
                 <w:color w:val="1C3A36"/>
                 <w:sz w:val="17"/>
               </w:rPr>
-              <w:t>46.83%</w:t>
+              <w:t>48.18%</w:t>
             </w:r>
           </w:p>
         </w:tc>
@@ -25491,7 +25491,7 @@
           <w:color w:val="6E7B77"/>
           <w:sz w:val="17"/>
         </w:rPr>
-        <w:t>Table C.3 — Expert 3. Range EGP 0.53 to 28.30. The spread row is the finding: this business earns a POSITIVE return over its cost of capital in every forecast year, which is why it is worth more than its invested capital — and it is still worth materially less than the market price. Cheap capital is not the question here; the question is how much spread 9.7% of gross margin can support.</w:t>
+        <w:t>Table C.3 — Expert 3. Range EGP 0.15 to 32.12. The spread row is the finding: this business earns a POSITIVE return over its cost of capital in every forecast year, which is why it is worth more than its invested capital — and it is still worth materially less than the market price. Cheap capital is not the question here; the question is how much spread 9.7% of gross margin can support.</w:t>
       </w:r>
     </w:p>
     <w:p>
@@ -25852,7 +25852,7 @@
                 <w:color w:val="1C3A36"/>
                 <w:sz w:val="16"/>
               </w:rPr>
-              <w:t>Expert 2 puts 58.2% of its value beyond year five.</w:t>
+              <w:t>Expert 2 puts 62.8% of its value beyond year five.</w:t>
             </w:r>
           </w:p>
         </w:tc>
@@ -25903,7 +25903,7 @@
                 <w:color w:val="1C3A36"/>
                 <w:sz w:val="16"/>
               </w:rPr>
-              <w:t>The primary lens puts 62.3% there on the same horizon. A terminal block this size is a property of a five-year window on a company still recovering, not of this expert's choices.</w:t>
+              <w:t>The primary lens puts 66.4% there on the same horizon. A terminal block this size is a property of a five-year window on a company still recovering, not of this expert's choices.</w:t>
             </w:r>
           </w:p>
         </w:tc>
@@ -25973,7 +25973,7 @@
                 <w:color w:val="1C3A36"/>
                 <w:sz w:val="16"/>
               </w:rPr>
-              <w:t>It is included to make the SPLIT visible: 18.5% of its enterprise value is capital already in the ground and 53.8% is economic profit beyond year five. Neither of the other two shows that.</w:t>
+              <w:t>It is included to make the SPLIT visible: 16.3% of its enterprise value is capital already in the ground and 58.7% is economic profit beyond year five. Neither of the other two shows that.</w:t>
             </w:r>
           </w:p>
         </w:tc>
@@ -26093,7 +26093,7 @@
           <w:color w:val="1C3A36"/>
           <w:sz w:val="21"/>
         </w:rPr>
-        <w:t>Put in one room the three methods land between EGP 17.35 and EGP 21.26, a spread of 22.5% of the lower number, with a median of EGP 20.95 against a market price of EGP 13.50 — 55.1%. None of the three sits below the price of EGP 13.50.</w:t>
+        <w:t>Put in one room the three methods land between EGP 19.77 and EGP 23.56, a spread of 19.2% of the lower number, with a median of EGP 21.26 against a market price of EGP 13.50 — 57.5%. None of the three sits below the price of EGP 13.50.</w:t>
       </w:r>
     </w:p>
     <w:p>
@@ -26107,7 +26107,7 @@
           <w:color w:val="1C3A36"/>
           <w:sz w:val="21"/>
         </w:rPr>
-        <w:t>Where they agree is more informative than where they differ, because the agreement is not built in. All three are struck on the same audited base year and the same house macro path, and none of them is allowed to set an inflation rate of its own — so the disagreement between them is entirely about how a peso of operating profit should be capitalised, never about what the economy is doing. All three also agree on the one thing that matters most for this name: the company earns a positive return over its cost of capital in every forecast year — Expert 3 measures the spread at 35.7% rising to 46.8% — and is still not worth the market price on any of the three constructions.</w:t>
+        <w:t>Where they agree is more informative than where they differ, because the agreement is not built in. All three are struck on the same audited base year and the same house macro path, and none of them is allowed to set an inflation rate of its own — so the disagreement between them is entirely about how a peso of operating profit should be capitalised, never about what the economy is doing. All three also agree on the one thing that matters most for this name: the company earns a positive return over its cost of capital in every forecast year — Expert 3 measures the spread at 35.7% rising to 48.2% — and is still not worth the market price on any of the three constructions.</w:t>
       </w:r>
     </w:p>
     <w:p>
@@ -26121,7 +26121,7 @@
           <w:color w:val="1C3A36"/>
           <w:sz w:val="21"/>
         </w:rPr>
-        <w:t>Where they part company is the treatment of TIME. Expert 1 states a value at 2028E and does not discount it; Expert 2 discounts an equity claim on the cost of equity's own glide, which is the harshest treatment of the near years available; Expert 3 discounts at the weighted rate and separates capital already in place from the return earned on it. Bring Expert 1 back to the valuation date and the three collapse into a band of EGP 11.88 to EGP 20.95 — narrower than the spread as published, which says that most of the visible disagreement in this panel is a disagreement about the valuation date rather than about the company.</w:t>
+        <w:t>Where they part company is the treatment of TIME. Expert 1 states a value at 2028E and does not discount it; Expert 2 discounts an equity claim on the cost of equity's own glide, which is the harshest treatment of the near years available; Expert 3 discounts at the weighted rate and separates capital already in place from the return earned on it. Bring Expert 1 back to the valuation date and the three collapse into a band of EGP 11.88 to EGP 23.56 — narrower than the spread as published, which says that most of the visible disagreement in this panel is a disagreement about the valuation date rather than about the company.</w:t>
       </w:r>
     </w:p>
     <w:p>
@@ -26310,7 +26310,7 @@
                 <w:color w:val="1C3A36"/>
                 <w:sz w:val="16"/>
               </w:rPr>
-              <w:t>3.90</w:t>
+              <w:t>1.49</w:t>
             </w:r>
           </w:p>
         </w:tc>
@@ -26328,7 +26328,7 @@
                 <w:color w:val="1C3A36"/>
                 <w:sz w:val="16"/>
               </w:rPr>
-              <w:t>22.5%</w:t>
+              <w:t>7.5%</w:t>
             </w:r>
           </w:p>
         </w:tc>
@@ -26362,7 +26362,7 @@
                 <w:color w:val="1C3A36"/>
                 <w:sz w:val="16"/>
               </w:rPr>
-              <w:t>5.48 — overshoots</w:t>
+              <w:t>7.89 — overshoots</w:t>
             </w:r>
           </w:p>
         </w:tc>
@@ -26399,7 +26399,7 @@
                 <w:color w:val="1C3A36"/>
                 <w:sz w:val="16"/>
               </w:rPr>
-              <w:t>0.31</w:t>
+              <w:t>2.30</w:t>
             </w:r>
           </w:p>
         </w:tc>
@@ -26417,7 +26417,7 @@
                 <w:color w:val="1C3A36"/>
                 <w:sz w:val="16"/>
               </w:rPr>
-              <w:t>1.5%</w:t>
+              <w:t>10.8%</w:t>
             </w:r>
           </w:p>
         </w:tc>
@@ -26451,7 +26451,7 @@
                 <w:color w:val="1C3A36"/>
                 <w:sz w:val="16"/>
               </w:rPr>
-              <w:t>9.07 — overshoots</w:t>
+              <w:t>11.68</w:t>
             </w:r>
           </w:p>
         </w:tc>
@@ -26488,7 +26488,7 @@
                 <w:color w:val="1C3A36"/>
                 <w:sz w:val="16"/>
               </w:rPr>
-              <w:t>3.59</w:t>
+              <w:t>3.79</w:t>
             </w:r>
           </w:p>
         </w:tc>
@@ -26506,7 +26506,7 @@
                 <w:color w:val="1C3A36"/>
                 <w:sz w:val="16"/>
               </w:rPr>
-              <w:t>20.7%</w:t>
+              <w:t>19.2%</w:t>
             </w:r>
           </w:p>
         </w:tc>
@@ -26523,7 +26523,7 @@
                 <w:color w:val="1C3A36"/>
                 <w:sz w:val="16"/>
               </w:rPr>
-              <w:t>the BRIDGE — Expert 3 adds net cash of +2.32 a share at face, Expert 2 takes it through finance income only. The discount rate, measured by re-running Expert 2 on the weighted rate, is worth only +0.74</w:t>
+              <w:t>the BRIDGE — Expert 3 adds net cash of +2.32 a share at face, Expert 2 takes it through finance income only. The discount rate, measured by re-running Expert 2 on the weighted rate, is worth only +0.73</w:t>
             </w:r>
           </w:p>
         </w:tc>
@@ -26540,7 +26540,7 @@
                 <w:color w:val="1C3A36"/>
                 <w:sz w:val="16"/>
               </w:rPr>
-              <w:t>0.52</w:t>
+              <w:t>0.74</w:t>
             </w:r>
           </w:p>
         </w:tc>
@@ -26577,7 +26577,7 @@
                 <w:color w:val="1C3A36"/>
                 <w:sz w:val="16"/>
               </w:rPr>
-              <w:t>0.89</w:t>
+              <w:t>1.31</w:t>
             </w:r>
           </w:p>
         </w:tc>
@@ -26595,7 +26595,7 @@
                 <w:color w:val="1C3A36"/>
                 <w:sz w:val="16"/>
               </w:rPr>
-              <w:t>4.5%</w:t>
+              <w:t>6.2%</w:t>
             </w:r>
           </w:p>
         </w:tc>
@@ -26651,7 +26651,7 @@
           <w:color w:val="6E7B77"/>
           <w:sz w:val="17"/>
         </w:rPr>
-        <w:t>Table C.6 — the divergence. The two largest gaps in the panel are both explained by ONE thing, and it is not an assumption about the business: Expert 1 states a value at 2028E while the other two state one today. The third row is measured the same way, and the measurement OVERTURNED the label this table first carried. Discounting Expert 2's own cash flows on the WEIGHTED rate rather than the cost of equity's glide gives EGP 18.10 — so the price of time is worth only EGP 0.74 of a 3.59 gap, about 21% of it. What carries the rest is the BRIDGE: Expert 3 adds the net cash at face and Expert 2 does not. The last row carries no residual because there is no single driver to remove: the median IS one of these three constructions and the primary lens is a fourth read of the same statements.</w:t>
+        <w:t>Table C.6 — the divergence. The two largest gaps in the panel are both explained by ONE thing, and it is not an assumption about the business: Expert 1 states a value at 2028E while the other two state one today. The third row is measured the same way, and the measurement OVERTURNED the label this table first carried. Discounting Expert 2's own cash flows on the WEIGHTED rate rather than the cost of equity's glide gives EGP 20.49 — so the price of time is worth only EGP 0.73 of a 3.79 gap, about 19% of it. What carries the rest is the BRIDGE: Expert 3 adds the net cash at face and Expert 2 does not. The last row carries no residual because there is no single driver to remove: the median IS one of these three constructions and the primary lens is a fourth read of the same statements.</w:t>
       </w:r>
     </w:p>
     <w:p>
@@ -26933,7 +26933,7 @@
                 <w:color w:val="1C3A36"/>
                 <w:sz w:val="17"/>
               </w:rPr>
-              <w:t>17.35</w:t>
+              <w:t>19.77</w:t>
             </w:r>
           </w:p>
         </w:tc>
@@ -26951,7 +26951,7 @@
                 <w:color w:val="1C3A36"/>
                 <w:sz w:val="17"/>
               </w:rPr>
-              <w:t>0.59–23.04</w:t>
+              <w:t>0.59–26.40</w:t>
             </w:r>
           </w:p>
         </w:tc>
@@ -26969,7 +26969,7 @@
                 <w:color w:val="1C3A36"/>
                 <w:sz w:val="17"/>
               </w:rPr>
-              <w:t>28.5%</w:t>
+              <w:t>46.4%</w:t>
             </w:r>
           </w:p>
         </w:tc>
@@ -27023,7 +27023,7 @@
                 <w:color w:val="1C3A36"/>
                 <w:sz w:val="17"/>
               </w:rPr>
-              <w:t>20.95</w:t>
+              <w:t>23.56</w:t>
             </w:r>
           </w:p>
         </w:tc>
@@ -27041,7 +27041,7 @@
                 <w:color w:val="1C3A36"/>
                 <w:sz w:val="17"/>
               </w:rPr>
-              <w:t>0.53–28.30</w:t>
+              <w:t>0.15–32.12</w:t>
             </w:r>
           </w:p>
         </w:tc>
@@ -27059,7 +27059,7 @@
                 <w:color w:val="1C3A36"/>
                 <w:sz w:val="17"/>
               </w:rPr>
-              <w:t>55.1%</w:t>
+              <w:t>74.5%</w:t>
             </w:r>
           </w:p>
         </w:tc>
@@ -27119,7 +27119,7 @@
                 <w:color w:val="1C3A36"/>
                 <w:sz w:val="17"/>
               </w:rPr>
-              <w:t>20.95</w:t>
+              <w:t>21.26</w:t>
             </w:r>
           </w:p>
         </w:tc>
@@ -27158,7 +27158,7 @@
                 <w:color w:val="1C3A36"/>
                 <w:sz w:val="17"/>
               </w:rPr>
-              <w:t>55.1%</w:t>
+              <w:t>57.5%</w:t>
             </w:r>
           </w:p>
         </w:tc>
